--- a/Outputs/Figures/Final/figure_abbreviations.docx
+++ b/Outputs/Figures/Final/figure_abbreviations.docx
@@ -260,7 +260,7 @@
           <w:szCs w:val="22"/>
           <w:color w:val="000000"/>
         </w:rPr>
-        <w:t xml:space="preserve">FV-PTC</w:t>
+        <w:t xml:space="preserve">His</w:t>
       </w:r>
       <w:r>
         <w:rPr>
@@ -286,7 +286,7 @@
           <w:szCs w:val="22"/>
           <w:color w:val="000000"/>
         </w:rPr>
-        <w:t xml:space="preserve">follicular variant of papillary thyroid carcinoma</w:t>
+        <w:t xml:space="preserve">histidine</w:t>
       </w:r>
       <w:r>
         <w:rPr>
@@ -312,7 +312,7 @@
           <w:szCs w:val="22"/>
           <w:color w:val="000000"/>
         </w:rPr>
-        <w:t xml:space="preserve">His</w:t>
+        <w:t xml:space="preserve">IEFVPTC</w:t>
       </w:r>
       <w:r>
         <w:rPr>
@@ -338,59 +338,7 @@
           <w:szCs w:val="22"/>
           <w:color w:val="000000"/>
         </w:rPr>
-        <w:t xml:space="preserve">histidine</w:t>
-      </w:r>
-      <w:r>
-        <w:rPr>
-          <w:rFonts w:ascii="Arial" w:hAnsi="Arial" w:eastAsia="Arial" w:cs="Arial"/>
-          <w:i w:val="false"/>
-          <w:b w:val="false"/>
-          <w:u w:val="none"/>
-          <w:strike w:val="false"/>
-          <w:sz w:val="22"/>
-          <w:szCs w:val="22"/>
-          <w:color w:val="000000"/>
-        </w:rPr>
-        <w:t xml:space="preserve">; </w:t>
-      </w:r>
-      <w:r>
-        <w:rPr>
-          <w:rFonts w:ascii="Arial" w:hAnsi="Arial" w:eastAsia="Arial" w:cs="Arial"/>
-          <w:i w:val="true"/>
-          <w:b w:val="false"/>
-          <w:u w:val="none"/>
-          <w:strike w:val="false"/>
-          <w:sz w:val="22"/>
-          <w:szCs w:val="22"/>
-          <w:color w:val="000000"/>
-        </w:rPr>
-        <w:t xml:space="preserve">PG</w:t>
-      </w:r>
-      <w:r>
-        <w:rPr>
-          <w:rFonts w:ascii="Arial" w:hAnsi="Arial" w:eastAsia="Arial" w:cs="Arial"/>
-          <w:i w:val="false"/>
-          <w:b w:val="false"/>
-          <w:u w:val="none"/>
-          <w:strike w:val="false"/>
-          <w:sz w:val="22"/>
-          <w:szCs w:val="22"/>
-          <w:color w:val="000000"/>
-        </w:rPr>
-        <w:t xml:space="preserve">, </w:t>
-      </w:r>
-      <w:r>
-        <w:rPr>
-          <w:rFonts w:ascii="Arial" w:hAnsi="Arial" w:eastAsia="Arial" w:cs="Arial"/>
-          <w:i w:val="false"/>
-          <w:b w:val="false"/>
-          <w:u w:val="none"/>
-          <w:strike w:val="false"/>
-          <w:sz w:val="22"/>
-          <w:szCs w:val="22"/>
-          <w:color w:val="000000"/>
-        </w:rPr>
-        <w:t xml:space="preserve">prostaglandin</w:t>
+        <w:t xml:space="preserve">invasive encapsulated follicular variant of PTC</w:t>
       </w:r>
       <w:r>
         <w:rPr>
@@ -568,7 +516,7 @@
           <w:szCs w:val="22"/>
           <w:color w:val="000000"/>
         </w:rPr>
-        <w:t xml:space="preserve">9-O-Acetyl-Neu5Ac</w:t>
+        <w:t xml:space="preserve">AA</w:t>
       </w:r>
       <w:r>
         <w:rPr>
@@ -594,7 +542,163 @@
           <w:szCs w:val="22"/>
           <w:color w:val="000000"/>
         </w:rPr>
-        <w:t xml:space="preserve">N-acetyl-9-O-acetylneuraminate</w:t>
+        <w:t xml:space="preserve">amino acid</w:t>
+      </w:r>
+      <w:r>
+        <w:rPr>
+          <w:rFonts w:ascii="Arial" w:hAnsi="Arial" w:eastAsia="Arial" w:cs="Arial"/>
+          <w:i w:val="false"/>
+          <w:b w:val="false"/>
+          <w:u w:val="none"/>
+          <w:strike w:val="false"/>
+          <w:sz w:val="22"/>
+          <w:szCs w:val="22"/>
+          <w:color w:val="000000"/>
+        </w:rPr>
+        <w:t xml:space="preserve">; </w:t>
+      </w:r>
+      <w:r>
+        <w:rPr>
+          <w:rFonts w:ascii="Arial" w:hAnsi="Arial" w:eastAsia="Arial" w:cs="Arial"/>
+          <w:i w:val="true"/>
+          <w:b w:val="false"/>
+          <w:u w:val="none"/>
+          <w:strike w:val="false"/>
+          <w:sz w:val="22"/>
+          <w:szCs w:val="22"/>
+          <w:color w:val="000000"/>
+        </w:rPr>
+        <w:t xml:space="preserve">AMP</w:t>
+      </w:r>
+      <w:r>
+        <w:rPr>
+          <w:rFonts w:ascii="Arial" w:hAnsi="Arial" w:eastAsia="Arial" w:cs="Arial"/>
+          <w:i w:val="false"/>
+          <w:b w:val="false"/>
+          <w:u w:val="none"/>
+          <w:strike w:val="false"/>
+          <w:sz w:val="22"/>
+          <w:szCs w:val="22"/>
+          <w:color w:val="000000"/>
+        </w:rPr>
+        <w:t xml:space="preserve">, </w:t>
+      </w:r>
+      <w:r>
+        <w:rPr>
+          <w:rFonts w:ascii="Arial" w:hAnsi="Arial" w:eastAsia="Arial" w:cs="Arial"/>
+          <w:i w:val="false"/>
+          <w:b w:val="false"/>
+          <w:u w:val="none"/>
+          <w:strike w:val="false"/>
+          <w:sz w:val="22"/>
+          <w:szCs w:val="22"/>
+          <w:color w:val="000000"/>
+        </w:rPr>
+        <w:t xml:space="preserve">adenosine monophosphate</w:t>
+      </w:r>
+      <w:r>
+        <w:rPr>
+          <w:rFonts w:ascii="Arial" w:hAnsi="Arial" w:eastAsia="Arial" w:cs="Arial"/>
+          <w:i w:val="false"/>
+          <w:b w:val="false"/>
+          <w:u w:val="none"/>
+          <w:strike w:val="false"/>
+          <w:sz w:val="22"/>
+          <w:szCs w:val="22"/>
+          <w:color w:val="000000"/>
+        </w:rPr>
+        <w:t xml:space="preserve">; </w:t>
+      </w:r>
+      <w:r>
+        <w:rPr>
+          <w:rFonts w:ascii="Arial" w:hAnsi="Arial" w:eastAsia="Arial" w:cs="Arial"/>
+          <w:i w:val="true"/>
+          <w:b w:val="false"/>
+          <w:u w:val="none"/>
+          <w:strike w:val="false"/>
+          <w:sz w:val="22"/>
+          <w:szCs w:val="22"/>
+          <w:color w:val="000000"/>
+        </w:rPr>
+        <w:t xml:space="preserve">dATP</w:t>
+      </w:r>
+      <w:r>
+        <w:rPr>
+          <w:rFonts w:ascii="Arial" w:hAnsi="Arial" w:eastAsia="Arial" w:cs="Arial"/>
+          <w:i w:val="false"/>
+          <w:b w:val="false"/>
+          <w:u w:val="none"/>
+          <w:strike w:val="false"/>
+          <w:sz w:val="22"/>
+          <w:szCs w:val="22"/>
+          <w:color w:val="000000"/>
+        </w:rPr>
+        <w:t xml:space="preserve">, </w:t>
+      </w:r>
+      <w:r>
+        <w:rPr>
+          <w:rFonts w:ascii="Arial" w:hAnsi="Arial" w:eastAsia="Arial" w:cs="Arial"/>
+          <w:i w:val="false"/>
+          <w:b w:val="false"/>
+          <w:u w:val="none"/>
+          <w:strike w:val="false"/>
+          <w:sz w:val="22"/>
+          <w:szCs w:val="22"/>
+          <w:color w:val="000000"/>
+        </w:rPr>
+        <w:t xml:space="preserve">2'-deoxyadenosine 5'-triphosphate</w:t>
+      </w:r>
+      <w:r>
+        <w:rPr>
+          <w:rFonts w:ascii="Arial" w:hAnsi="Arial" w:eastAsia="Arial" w:cs="Arial"/>
+          <w:i w:val="false"/>
+          <w:b w:val="false"/>
+          <w:u w:val="none"/>
+          <w:strike w:val="false"/>
+          <w:sz w:val="22"/>
+          <w:szCs w:val="22"/>
+          <w:color w:val="000000"/>
+        </w:rPr>
+        <w:t xml:space="preserve">; </w:t>
+      </w:r>
+      <w:r>
+        <w:rPr>
+          <w:rFonts w:ascii="Arial" w:hAnsi="Arial" w:eastAsia="Arial" w:cs="Arial"/>
+          <w:i w:val="true"/>
+          <w:b w:val="false"/>
+          <w:u w:val="none"/>
+          <w:strike w:val="false"/>
+          <w:sz w:val="22"/>
+          <w:szCs w:val="22"/>
+          <w:color w:val="000000"/>
+        </w:rPr>
+        <w:t xml:space="preserve">GMP</w:t>
+      </w:r>
+      <w:r>
+        <w:rPr>
+          <w:rFonts w:ascii="Arial" w:hAnsi="Arial" w:eastAsia="Arial" w:cs="Arial"/>
+          <w:i w:val="false"/>
+          <w:b w:val="false"/>
+          <w:u w:val="none"/>
+          <w:strike w:val="false"/>
+          <w:sz w:val="22"/>
+          <w:szCs w:val="22"/>
+          <w:color w:val="000000"/>
+        </w:rPr>
+        <w:t xml:space="preserve">, </w:t>
+      </w:r>
+      <w:r>
+        <w:rPr>
+          <w:rFonts w:ascii="Arial" w:hAnsi="Arial" w:eastAsia="Arial" w:cs="Arial"/>
+          <w:i w:val="false"/>
+          <w:b w:val="false"/>
+          <w:u w:val="none"/>
+          <w:strike w:val="false"/>
+          <w:sz w:val="22"/>
+          <w:szCs w:val="22"/>
+          <w:color w:val="000000"/>
+        </w:rPr>
+        <w:t xml:space="preserve">guanosine monophosphate</w:t>
       </w:r>
       <w:r>
         <w:rPr>
@@ -1084,7 +1188,7 @@
           <w:szCs w:val="22"/>
           <w:color w:val="000000"/>
         </w:rPr>
-        <w:t xml:space="preserve">Ala</w:t>
+        <w:t xml:space="preserve">GMP</w:t>
       </w:r>
       <w:r>
         <w:rPr>
@@ -1110,7 +1214,7 @@
           <w:szCs w:val="22"/>
           <w:color w:val="000000"/>
         </w:rPr>
-        <w:t xml:space="preserve">alanine</w:t>
+        <w:t xml:space="preserve">guanosine monophosphate</w:t>
       </w:r>
       <w:r>
         <w:rPr>
@@ -1136,7 +1240,7 @@
           <w:szCs w:val="22"/>
           <w:color w:val="000000"/>
         </w:rPr>
-        <w:t xml:space="preserve">CYP450</w:t>
+        <w:t xml:space="preserve">LTD4</w:t>
       </w:r>
       <w:r>
         <w:rPr>
@@ -1162,7 +1266,7 @@
           <w:szCs w:val="22"/>
           <w:color w:val="000000"/>
         </w:rPr>
-        <w:t xml:space="preserve">cytochrome P450</w:t>
+        <w:t xml:space="preserve">leukotriene D4</w:t>
       </w:r>
       <w:r>
         <w:rPr>
@@ -1188,7 +1292,7 @@
           <w:szCs w:val="22"/>
           <w:color w:val="000000"/>
         </w:rPr>
-        <w:t xml:space="preserve">EPA</w:t>
+        <w:t xml:space="preserve">Oleoyl-DHAP</w:t>
       </w:r>
       <w:r>
         <w:rPr>
@@ -1214,7 +1318,7 @@
           <w:szCs w:val="22"/>
           <w:color w:val="000000"/>
         </w:rPr>
-        <w:t xml:space="preserve">eicosapentaenoic acid</w:t>
+        <w:t xml:space="preserve">oleoylglycerone phosphate</w:t>
       </w:r>
       <w:r>
         <w:rPr>
@@ -1240,7 +1344,7 @@
           <w:szCs w:val="22"/>
           <w:color w:val="000000"/>
         </w:rPr>
-        <w:t xml:space="preserve">GSL</w:t>
+        <w:t xml:space="preserve">PAPS</w:t>
       </w:r>
       <w:r>
         <w:rPr>
@@ -1266,7 +1370,7 @@
           <w:szCs w:val="22"/>
           <w:color w:val="000000"/>
         </w:rPr>
-        <w:t xml:space="preserve">glycosphingolipid</w:t>
+        <w:t xml:space="preserve">3'-phosphoadenylyl sulfate</w:t>
       </w:r>
       <w:r>
         <w:rPr>
@@ -1292,7 +1396,7 @@
           <w:szCs w:val="22"/>
           <w:color w:val="000000"/>
         </w:rPr>
-        <w:t xml:space="preserve">Gly</w:t>
+        <w:t xml:space="preserve">SAH</w:t>
       </w:r>
       <w:r>
         <w:rPr>
@@ -1318,7 +1422,7 @@
           <w:szCs w:val="22"/>
           <w:color w:val="000000"/>
         </w:rPr>
-        <w:t xml:space="preserve">glycine</w:t>
+        <w:t xml:space="preserve">S-adenosyl-L-homocysteine</w:t>
       </w:r>
       <w:r>
         <w:rPr>
@@ -1344,7 +1448,7 @@
           <w:szCs w:val="22"/>
           <w:color w:val="000000"/>
         </w:rPr>
-        <w:t xml:space="preserve">LTD4</w:t>
+        <w:t xml:space="preserve">SAM</w:t>
       </w:r>
       <w:r>
         <w:rPr>
@@ -1370,371 +1474,7 @@
           <w:szCs w:val="22"/>
           <w:color w:val="000000"/>
         </w:rPr>
-        <w:t xml:space="preserve">leukotriene D4</w:t>
-      </w:r>
-      <w:r>
-        <w:rPr>
-          <w:rFonts w:ascii="Arial" w:hAnsi="Arial" w:eastAsia="Arial" w:cs="Arial"/>
-          <w:i w:val="false"/>
-          <w:b w:val="false"/>
-          <w:u w:val="none"/>
-          <w:strike w:val="false"/>
-          <w:sz w:val="22"/>
-          <w:szCs w:val="22"/>
-          <w:color w:val="000000"/>
-        </w:rPr>
-        <w:t xml:space="preserve">; </w:t>
-      </w:r>
-      <w:r>
-        <w:rPr>
-          <w:rFonts w:ascii="Arial" w:hAnsi="Arial" w:eastAsia="Arial" w:cs="Arial"/>
-          <w:i w:val="true"/>
-          <w:b w:val="false"/>
-          <w:u w:val="none"/>
-          <w:strike w:val="false"/>
-          <w:sz w:val="22"/>
-          <w:szCs w:val="22"/>
-          <w:color w:val="000000"/>
-        </w:rPr>
-        <w:t xml:space="preserve">Oleoyl-DHAP</w:t>
-      </w:r>
-      <w:r>
-        <w:rPr>
-          <w:rFonts w:ascii="Arial" w:hAnsi="Arial" w:eastAsia="Arial" w:cs="Arial"/>
-          <w:i w:val="false"/>
-          <w:b w:val="false"/>
-          <w:u w:val="none"/>
-          <w:strike w:val="false"/>
-          <w:sz w:val="22"/>
-          <w:szCs w:val="22"/>
-          <w:color w:val="000000"/>
-        </w:rPr>
-        <w:t xml:space="preserve">, </w:t>
-      </w:r>
-      <w:r>
-        <w:rPr>
-          <w:rFonts w:ascii="Arial" w:hAnsi="Arial" w:eastAsia="Arial" w:cs="Arial"/>
-          <w:i w:val="false"/>
-          <w:b w:val="false"/>
-          <w:u w:val="none"/>
-          <w:strike w:val="false"/>
-          <w:sz w:val="22"/>
-          <w:szCs w:val="22"/>
-          <w:color w:val="000000"/>
-        </w:rPr>
-        <w:t xml:space="preserve">oleoylglycerone phosphate</w:t>
-      </w:r>
-      <w:r>
-        <w:rPr>
-          <w:rFonts w:ascii="Arial" w:hAnsi="Arial" w:eastAsia="Arial" w:cs="Arial"/>
-          <w:i w:val="false"/>
-          <w:b w:val="false"/>
-          <w:u w:val="none"/>
-          <w:strike w:val="false"/>
-          <w:sz w:val="22"/>
-          <w:szCs w:val="22"/>
-          <w:color w:val="000000"/>
-        </w:rPr>
-        <w:t xml:space="preserve">; </w:t>
-      </w:r>
-      <w:r>
-        <w:rPr>
-          <w:rFonts w:ascii="Arial" w:hAnsi="Arial" w:eastAsia="Arial" w:cs="Arial"/>
-          <w:i w:val="true"/>
-          <w:b w:val="false"/>
-          <w:u w:val="none"/>
-          <w:strike w:val="false"/>
-          <w:sz w:val="22"/>
-          <w:szCs w:val="22"/>
-          <w:color w:val="000000"/>
-        </w:rPr>
-        <w:t xml:space="preserve">PAPS</w:t>
-      </w:r>
-      <w:r>
-        <w:rPr>
-          <w:rFonts w:ascii="Arial" w:hAnsi="Arial" w:eastAsia="Arial" w:cs="Arial"/>
-          <w:i w:val="false"/>
-          <w:b w:val="false"/>
-          <w:u w:val="none"/>
-          <w:strike w:val="false"/>
-          <w:sz w:val="22"/>
-          <w:szCs w:val="22"/>
-          <w:color w:val="000000"/>
-        </w:rPr>
-        <w:t xml:space="preserve">, </w:t>
-      </w:r>
-      <w:r>
-        <w:rPr>
-          <w:rFonts w:ascii="Arial" w:hAnsi="Arial" w:eastAsia="Arial" w:cs="Arial"/>
-          <w:i w:val="false"/>
-          <w:b w:val="false"/>
-          <w:u w:val="none"/>
-          <w:strike w:val="false"/>
-          <w:sz w:val="22"/>
-          <w:szCs w:val="22"/>
-          <w:color w:val="000000"/>
-        </w:rPr>
-        <w:t xml:space="preserve">3'-phosphoadenylyl sulfate</w:t>
-      </w:r>
-      <w:r>
-        <w:rPr>
-          <w:rFonts w:ascii="Arial" w:hAnsi="Arial" w:eastAsia="Arial" w:cs="Arial"/>
-          <w:i w:val="false"/>
-          <w:b w:val="false"/>
-          <w:u w:val="none"/>
-          <w:strike w:val="false"/>
-          <w:sz w:val="22"/>
-          <w:szCs w:val="22"/>
-          <w:color w:val="000000"/>
-        </w:rPr>
-        <w:t xml:space="preserve">; </w:t>
-      </w:r>
-      <w:r>
-        <w:rPr>
-          <w:rFonts w:ascii="Arial" w:hAnsi="Arial" w:eastAsia="Arial" w:cs="Arial"/>
-          <w:i w:val="true"/>
-          <w:b w:val="false"/>
-          <w:u w:val="none"/>
-          <w:strike w:val="false"/>
-          <w:sz w:val="22"/>
-          <w:szCs w:val="22"/>
-          <w:color w:val="000000"/>
-        </w:rPr>
-        <w:t xml:space="preserve">PG</w:t>
-      </w:r>
-      <w:r>
-        <w:rPr>
-          <w:rFonts w:ascii="Arial" w:hAnsi="Arial" w:eastAsia="Arial" w:cs="Arial"/>
-          <w:i w:val="false"/>
-          <w:b w:val="false"/>
-          <w:u w:val="none"/>
-          <w:strike w:val="false"/>
-          <w:sz w:val="22"/>
-          <w:szCs w:val="22"/>
-          <w:color w:val="000000"/>
-        </w:rPr>
-        <w:t xml:space="preserve">, </w:t>
-      </w:r>
-      <w:r>
-        <w:rPr>
-          <w:rFonts w:ascii="Arial" w:hAnsi="Arial" w:eastAsia="Arial" w:cs="Arial"/>
-          <w:i w:val="false"/>
-          <w:b w:val="false"/>
-          <w:u w:val="none"/>
-          <w:strike w:val="false"/>
-          <w:sz w:val="22"/>
-          <w:szCs w:val="22"/>
-          <w:color w:val="000000"/>
-        </w:rPr>
-        <w:t xml:space="preserve">prostaglandin</w:t>
-      </w:r>
-      <w:r>
-        <w:rPr>
-          <w:rFonts w:ascii="Arial" w:hAnsi="Arial" w:eastAsia="Arial" w:cs="Arial"/>
-          <w:i w:val="false"/>
-          <w:b w:val="false"/>
-          <w:u w:val="none"/>
-          <w:strike w:val="false"/>
-          <w:sz w:val="22"/>
-          <w:szCs w:val="22"/>
-          <w:color w:val="000000"/>
-        </w:rPr>
-        <w:t xml:space="preserve">; </w:t>
-      </w:r>
-      <w:r>
-        <w:rPr>
-          <w:rFonts w:ascii="Arial" w:hAnsi="Arial" w:eastAsia="Arial" w:cs="Arial"/>
-          <w:i w:val="true"/>
-          <w:b w:val="false"/>
-          <w:u w:val="none"/>
-          <w:strike w:val="false"/>
-          <w:sz w:val="22"/>
-          <w:szCs w:val="22"/>
-          <w:color w:val="000000"/>
-        </w:rPr>
-        <w:t xml:space="preserve">SAH</w:t>
-      </w:r>
-      <w:r>
-        <w:rPr>
-          <w:rFonts w:ascii="Arial" w:hAnsi="Arial" w:eastAsia="Arial" w:cs="Arial"/>
-          <w:i w:val="false"/>
-          <w:b w:val="false"/>
-          <w:u w:val="none"/>
-          <w:strike w:val="false"/>
-          <w:sz w:val="22"/>
-          <w:szCs w:val="22"/>
-          <w:color w:val="000000"/>
-        </w:rPr>
-        <w:t xml:space="preserve">, </w:t>
-      </w:r>
-      <w:r>
-        <w:rPr>
-          <w:rFonts w:ascii="Arial" w:hAnsi="Arial" w:eastAsia="Arial" w:cs="Arial"/>
-          <w:i w:val="false"/>
-          <w:b w:val="false"/>
-          <w:u w:val="none"/>
-          <w:strike w:val="false"/>
-          <w:sz w:val="22"/>
-          <w:szCs w:val="22"/>
-          <w:color w:val="000000"/>
-        </w:rPr>
-        <w:t xml:space="preserve">S-adenosyl-L-homocysteine</w:t>
-      </w:r>
-      <w:r>
-        <w:rPr>
-          <w:rFonts w:ascii="Arial" w:hAnsi="Arial" w:eastAsia="Arial" w:cs="Arial"/>
-          <w:i w:val="false"/>
-          <w:b w:val="false"/>
-          <w:u w:val="none"/>
-          <w:strike w:val="false"/>
-          <w:sz w:val="22"/>
-          <w:szCs w:val="22"/>
-          <w:color w:val="000000"/>
-        </w:rPr>
-        <w:t xml:space="preserve">; </w:t>
-      </w:r>
-      <w:r>
-        <w:rPr>
-          <w:rFonts w:ascii="Arial" w:hAnsi="Arial" w:eastAsia="Arial" w:cs="Arial"/>
-          <w:i w:val="true"/>
-          <w:b w:val="false"/>
-          <w:u w:val="none"/>
-          <w:strike w:val="false"/>
-          <w:sz w:val="22"/>
-          <w:szCs w:val="22"/>
-          <w:color w:val="000000"/>
-        </w:rPr>
-        <w:t xml:space="preserve">Ser</w:t>
-      </w:r>
-      <w:r>
-        <w:rPr>
-          <w:rFonts w:ascii="Arial" w:hAnsi="Arial" w:eastAsia="Arial" w:cs="Arial"/>
-          <w:i w:val="false"/>
-          <w:b w:val="false"/>
-          <w:u w:val="none"/>
-          <w:strike w:val="false"/>
-          <w:sz w:val="22"/>
-          <w:szCs w:val="22"/>
-          <w:color w:val="000000"/>
-        </w:rPr>
-        <w:t xml:space="preserve">, </w:t>
-      </w:r>
-      <w:r>
-        <w:rPr>
-          <w:rFonts w:ascii="Arial" w:hAnsi="Arial" w:eastAsia="Arial" w:cs="Arial"/>
-          <w:i w:val="false"/>
-          <w:b w:val="false"/>
-          <w:u w:val="none"/>
-          <w:strike w:val="false"/>
-          <w:sz w:val="22"/>
-          <w:szCs w:val="22"/>
-          <w:color w:val="000000"/>
-        </w:rPr>
-        <w:t xml:space="preserve">serine</w:t>
-      </w:r>
-      <w:r>
-        <w:rPr>
-          <w:rFonts w:ascii="Arial" w:hAnsi="Arial" w:eastAsia="Arial" w:cs="Arial"/>
-          <w:i w:val="false"/>
-          <w:b w:val="false"/>
-          <w:u w:val="none"/>
-          <w:strike w:val="false"/>
-          <w:sz w:val="22"/>
-          <w:szCs w:val="22"/>
-          <w:color w:val="000000"/>
-        </w:rPr>
-        <w:t xml:space="preserve">; </w:t>
-      </w:r>
-      <w:r>
-        <w:rPr>
-          <w:rFonts w:ascii="Arial" w:hAnsi="Arial" w:eastAsia="Arial" w:cs="Arial"/>
-          <w:i w:val="true"/>
-          <w:b w:val="false"/>
-          <w:u w:val="none"/>
-          <w:strike w:val="false"/>
-          <w:sz w:val="22"/>
-          <w:szCs w:val="22"/>
-          <w:color w:val="000000"/>
-        </w:rPr>
-        <w:t xml:space="preserve">Thr</w:t>
-      </w:r>
-      <w:r>
-        <w:rPr>
-          <w:rFonts w:ascii="Arial" w:hAnsi="Arial" w:eastAsia="Arial" w:cs="Arial"/>
-          <w:i w:val="false"/>
-          <w:b w:val="false"/>
-          <w:u w:val="none"/>
-          <w:strike w:val="false"/>
-          <w:sz w:val="22"/>
-          <w:szCs w:val="22"/>
-          <w:color w:val="000000"/>
-        </w:rPr>
-        <w:t xml:space="preserve">, </w:t>
-      </w:r>
-      <w:r>
-        <w:rPr>
-          <w:rFonts w:ascii="Arial" w:hAnsi="Arial" w:eastAsia="Arial" w:cs="Arial"/>
-          <w:i w:val="false"/>
-          <w:b w:val="false"/>
-          <w:u w:val="none"/>
-          <w:strike w:val="false"/>
-          <w:sz w:val="22"/>
-          <w:szCs w:val="22"/>
-          <w:color w:val="000000"/>
-        </w:rPr>
-        <w:t xml:space="preserve">threonine</w:t>
-      </w:r>
-      <w:r>
-        <w:rPr>
-          <w:rFonts w:ascii="Arial" w:hAnsi="Arial" w:eastAsia="Arial" w:cs="Arial"/>
-          <w:i w:val="false"/>
-          <w:b w:val="false"/>
-          <w:u w:val="none"/>
-          <w:strike w:val="false"/>
-          <w:sz w:val="22"/>
-          <w:szCs w:val="22"/>
-          <w:color w:val="000000"/>
-        </w:rPr>
-        <w:t xml:space="preserve">; </w:t>
-      </w:r>
-      <w:r>
-        <w:rPr>
-          <w:rFonts w:ascii="Arial" w:hAnsi="Arial" w:eastAsia="Arial" w:cs="Arial"/>
-          <w:i w:val="true"/>
-          <w:b w:val="false"/>
-          <w:u w:val="none"/>
-          <w:strike w:val="false"/>
-          <w:sz w:val="22"/>
-          <w:szCs w:val="22"/>
-          <w:color w:val="000000"/>
-        </w:rPr>
-        <w:t xml:space="preserve">dATP</w:t>
-      </w:r>
-      <w:r>
-        <w:rPr>
-          <w:rFonts w:ascii="Arial" w:hAnsi="Arial" w:eastAsia="Arial" w:cs="Arial"/>
-          <w:i w:val="false"/>
-          <w:b w:val="false"/>
-          <w:u w:val="none"/>
-          <w:strike w:val="false"/>
-          <w:sz w:val="22"/>
-          <w:szCs w:val="22"/>
-          <w:color w:val="000000"/>
-        </w:rPr>
-        <w:t xml:space="preserve">, </w:t>
-      </w:r>
-      <w:r>
-        <w:rPr>
-          <w:rFonts w:ascii="Arial" w:hAnsi="Arial" w:eastAsia="Arial" w:cs="Arial"/>
-          <w:i w:val="false"/>
-          <w:b w:val="false"/>
-          <w:u w:val="none"/>
-          <w:strike w:val="false"/>
-          <w:sz w:val="22"/>
-          <w:szCs w:val="22"/>
-          <w:color w:val="000000"/>
-        </w:rPr>
-        <w:t xml:space="preserve">2'-deoxyadenosine 5'-triphosphate</w:t>
+        <w:t xml:space="preserve">S-adenosyl-L-methionine</w:t>
       </w:r>
       <w:r>
         <w:rPr>
@@ -1808,7 +1548,7 @@
           <w:szCs w:val="22"/>
           <w:color w:val="000000"/>
         </w:rPr>
-        <w:t xml:space="preserve">7-DHC</w:t>
+        <w:t xml:space="preserve">Acetyl-P</w:t>
       </w:r>
       <w:r>
         <w:rPr>
@@ -1834,7 +1574,7 @@
           <w:szCs w:val="22"/>
           <w:color w:val="000000"/>
         </w:rPr>
-        <w:t xml:space="preserve">7-dehydrocholesterol</w:t>
+        <w:t xml:space="preserve">acetyl phosphate</w:t>
       </w:r>
       <w:r>
         <w:rPr>
@@ -1912,7 +1652,7 @@
           <w:szCs w:val="22"/>
           <w:color w:val="000000"/>
         </w:rPr>
-        <w:t xml:space="preserve">Acetyl-P</w:t>
+        <w:t xml:space="preserve">CoA</w:t>
       </w:r>
       <w:r>
         <w:rPr>
@@ -1938,7 +1678,7 @@
           <w:szCs w:val="22"/>
           <w:color w:val="000000"/>
         </w:rPr>
-        <w:t xml:space="preserve">acetyl phosphate</w:t>
+        <w:t xml:space="preserve">coenzyme A</w:t>
       </w:r>
       <w:r>
         <w:rPr>
@@ -1964,7 +1704,7 @@
           <w:szCs w:val="22"/>
           <w:color w:val="000000"/>
         </w:rPr>
-        <w:t xml:space="preserve">CoA</w:t>
+        <w:t xml:space="preserve">DTC</w:t>
       </w:r>
       <w:r>
         <w:rPr>
@@ -1990,7 +1730,7 @@
           <w:szCs w:val="22"/>
           <w:color w:val="000000"/>
         </w:rPr>
-        <w:t xml:space="preserve">coenzyme A</w:t>
+        <w:t xml:space="preserve">differentiated thyroid cancer</w:t>
       </w:r>
       <w:r>
         <w:rPr>
@@ -2016,7 +1756,7 @@
           <w:szCs w:val="22"/>
           <w:color w:val="000000"/>
         </w:rPr>
-        <w:t xml:space="preserve">DTC</w:t>
+        <w:t xml:space="preserve">GMP</w:t>
       </w:r>
       <w:r>
         <w:rPr>
@@ -2042,7 +1782,7 @@
           <w:szCs w:val="22"/>
           <w:color w:val="000000"/>
         </w:rPr>
-        <w:t xml:space="preserve">differentiated thyroid cancer</w:t>
+        <w:t xml:space="preserve">guanosine monophosphate</w:t>
       </w:r>
       <w:r>
         <w:rPr>
@@ -2068,7 +1808,7 @@
           <w:szCs w:val="22"/>
           <w:color w:val="000000"/>
         </w:rPr>
-        <w:t xml:space="preserve">GMP</w:t>
+        <w:t xml:space="preserve">Ribose 5-P</w:t>
       </w:r>
       <w:r>
         <w:rPr>
@@ -2094,7 +1834,7 @@
           <w:szCs w:val="22"/>
           <w:color w:val="000000"/>
         </w:rPr>
-        <w:t xml:space="preserve">guanosine monophosphate</w:t>
+        <w:t xml:space="preserve">ribose 5-phosphate</w:t>
       </w:r>
       <w:r>
         <w:rPr>
@@ -2120,7 +1860,7 @@
           <w:szCs w:val="22"/>
           <w:color w:val="000000"/>
         </w:rPr>
-        <w:t xml:space="preserve">Ribose 5-P</w:t>
+        <w:t xml:space="preserve">SAH</w:t>
       </w:r>
       <w:r>
         <w:rPr>
@@ -2146,7 +1886,7 @@
           <w:szCs w:val="22"/>
           <w:color w:val="000000"/>
         </w:rPr>
-        <w:t xml:space="preserve">ribose 5-phosphate</w:t>
+        <w:t xml:space="preserve">S-adenosyl-L-homocysteine</w:t>
       </w:r>
       <w:r>
         <w:rPr>
@@ -2172,7 +1912,7 @@
           <w:szCs w:val="22"/>
           <w:color w:val="000000"/>
         </w:rPr>
-        <w:t xml:space="preserve">SAH</w:t>
+        <w:t xml:space="preserve">SAM</w:t>
       </w:r>
       <w:r>
         <w:rPr>
@@ -2198,7 +1938,7 @@
           <w:szCs w:val="22"/>
           <w:color w:val="000000"/>
         </w:rPr>
-        <w:t xml:space="preserve">S-adenosyl-L-homocysteine</w:t>
+        <w:t xml:space="preserve">S-adenosyl-L-methionine</w:t>
       </w:r>
       <w:r>
         <w:rPr>
@@ -2224,7 +1964,7 @@
           <w:szCs w:val="22"/>
           <w:color w:val="000000"/>
         </w:rPr>
-        <w:t xml:space="preserve">SAM</w:t>
+        <w:t xml:space="preserve">TCA</w:t>
       </w:r>
       <w:r>
         <w:rPr>
@@ -2250,59 +1990,7 @@
           <w:szCs w:val="22"/>
           <w:color w:val="000000"/>
         </w:rPr>
-        <w:t xml:space="preserve">S-adenosyl-L-methionine</w:t>
-      </w:r>
-      <w:r>
-        <w:rPr>
-          <w:rFonts w:ascii="Arial" w:hAnsi="Arial" w:eastAsia="Arial" w:cs="Arial"/>
-          <w:i w:val="false"/>
-          <w:b w:val="false"/>
-          <w:u w:val="none"/>
-          <w:strike w:val="false"/>
-          <w:sz w:val="22"/>
-          <w:szCs w:val="22"/>
-          <w:color w:val="000000"/>
-        </w:rPr>
-        <w:t xml:space="preserve">; </w:t>
-      </w:r>
-      <w:r>
-        <w:rPr>
-          <w:rFonts w:ascii="Arial" w:hAnsi="Arial" w:eastAsia="Arial" w:cs="Arial"/>
-          <w:i w:val="true"/>
-          <w:b w:val="false"/>
-          <w:u w:val="none"/>
-          <w:strike w:val="false"/>
-          <w:sz w:val="22"/>
-          <w:szCs w:val="22"/>
-          <w:color w:val="000000"/>
-        </w:rPr>
-        <w:t xml:space="preserve">TCA</w:t>
-      </w:r>
-      <w:r>
-        <w:rPr>
-          <w:rFonts w:ascii="Arial" w:hAnsi="Arial" w:eastAsia="Arial" w:cs="Arial"/>
-          <w:i w:val="false"/>
-          <w:b w:val="false"/>
-          <w:u w:val="none"/>
-          <w:strike w:val="false"/>
-          <w:sz w:val="22"/>
-          <w:szCs w:val="22"/>
-          <w:color w:val="000000"/>
-        </w:rPr>
-        <w:t xml:space="preserve">, </w:t>
-      </w:r>
-      <w:r>
-        <w:rPr>
-          <w:rFonts w:ascii="Arial" w:hAnsi="Arial" w:eastAsia="Arial" w:cs="Arial"/>
-          <w:i w:val="false"/>
-          <w:b w:val="false"/>
-          <w:u w:val="none"/>
-          <w:strike w:val="false"/>
-          <w:sz w:val="22"/>
-          <w:szCs w:val="22"/>
-          <w:color w:val="000000"/>
-        </w:rPr>
-        <w:t xml:space="preserve">tricarboxylic acid cycle</w:t>
+        <w:t xml:space="preserve">tricarboxylic acid</w:t>
       </w:r>
       <w:r>
         <w:rPr>

--- a/Outputs/Figures/Final/figure_abbreviations.docx
+++ b/Outputs/Figures/Final/figure_abbreviations.docx
@@ -646,7 +646,7 @@
           <w:szCs w:val="22"/>
           <w:color w:val="000000"/>
         </w:rPr>
-        <w:t xml:space="preserve">2'-deoxyadenosine 5'-triphosphate</w:t>
+        <w:t xml:space="preserve">deoxyadenosine triphosphate</w:t>
       </w:r>
       <w:r>
         <w:rPr>
